--- a/prototype/assets/documents/ordinances/ordinance-record.docx
+++ b/prototype/assets/documents/ordinances/ordinance-record.docx
@@ -722,7 +722,7 @@
               <w:rPr>
                 <w:rtl w:val="0"/>
               </w:rPr>
-              <w:t xml:space="preserve">2301</w:t>
+              <w:t xml:space="preserve">2401</w:t>
             </w:r>
           </w:p>
         </w:tc>
@@ -798,7 +798,7 @@
               <w:rPr>
                 <w:rtl w:val="0"/>
               </w:rPr>
-              <w:t xml:space="preserve">2023</w:t>
+              <w:t xml:space="preserve">2024</w:t>
             </w:r>
           </w:p>
         </w:tc>
